--- a/PUBLISHED/biol-1/ALL_FILES/module-03-organic-molecules-keys-to-success.docx
+++ b/PUBLISHED/biol-1/ALL_FILES/module-03-organic-molecules-keys-to-success.docx
@@ -3,11 +3,17 @@
 <w:document xmlns:wpc="http://schemas.microsoft.com/office/word/2010/wordprocessingCanvas" xmlns:mo="http://schemas.microsoft.com/office/mac/office/2008/main" xmlns:mc="http://schemas.openxmlformats.org/markup-compatibility/2006" xmlns:mv="urn:schemas-microsoft-com:mac:vml" xmlns:o="urn:schemas-microsoft-com:office:office" xmlns:r="http://schemas.openxmlformats.org/officeDocument/2006/relationships" xmlns:m="http://schemas.openxmlformats.org/officeDocument/2006/math" xmlns:v="urn:schemas-microsoft-com:vml" xmlns:wp14="http://schemas.microsoft.com/office/word/2010/wordprocessingDrawing" xmlns:wp="http://schemas.openxmlformats.org/drawingml/2006/wordprocessingDrawing" xmlns:w10="urn:schemas-microsoft-com:office:word" xmlns:w="http://schemas.openxmlformats.org/wordprocessingml/2006/main" xmlns:w14="http://schemas.microsoft.com/office/word/2010/wordml" xmlns:wpg="http://schemas.microsoft.com/office/word/2010/wordprocessingGroup" xmlns:wpi="http://schemas.microsoft.com/office/word/2010/wordprocessingInk" xmlns:wne="http://schemas.microsoft.com/office/word/2006/wordml" xmlns:wps="http://schemas.microsoft.com/office/word/2010/wordprocessingShape" mc:Ignorable="w14 wp14">
   <w:body>
     <w:p>
+      <w:pPr>
+        <w:pStyle w:val="Heading1"/>
+      </w:pPr>
       <w:r>
         <w:t>Module 3: Organic Molecules — Keys to Success</w:t>
       </w:r>
     </w:p>
     <w:p>
+      <w:pPr>
+        <w:pStyle w:val="Heading2"/>
+      </w:pPr>
       <w:r>
         <w:t>Learning Objectives</w:t>
       </w:r>
@@ -19,17 +25,540 @@
     </w:p>
     <w:p>
       <w:r>
-        <w:t>Explain why carbon is central to organic chemistry  Distinguish between monomers and polymers  Describe dehydration synthesis and hydrolysis  Compare the four classes of biomolecules  Explain protein structure and denaturation   Key Terms to Know</w:t>
+        <w:t xml:space="preserve">1. </w:t>
+      </w:r>
+      <w:r>
+        <w:t>Explain why carbon is central to organic chemistry</w:t>
       </w:r>
     </w:p>
     <w:p>
       <w:r>
-        <w:t>Organic Molecule — Carbon-based molecule  Functional Group — Chemical group that determines molecule properties  Monomer — Single building block unit  Polymer — Chain of monomers  Dehydration Synthesis — Building polymers by removing water  Hydrolysis — Breaking polymers by adding water  Carbohydrate — Sugars and starches; quick energy source  Lipid — Fats, oils, waxes; long-term energy storage  Protein — Amino acid polymers; structure, enzymes, transport  Nucleic Acid — DNA and RNA; genetic information  Amino Acid — Monomer of proteins (20 types)  Peptide Bond — Bond between amino acids  Denaturation — Loss of protein shape and function  ATP — Adenosine triphosphate; energy currency   Key Comparisons</w:t>
+        <w:t xml:space="preserve">2. </w:t>
+      </w:r>
+      <w:r>
+        <w:t>Distinguish between monomers and polymers</w:t>
       </w:r>
     </w:p>
     <w:p>
       <w:r>
-        <w:t>Biomolecule  Monomer  Function  Example      Carbohydrate  Monosaccharide  Energy  Glucose, starch    Lipid  Fatty acid + glycerol  Energy storage  Fat, oil    Protein  Amino acid  Structure, enzymes  Hemoglobin    Nucleic Acid  Nucleotide  Genetic info  DNA, RNA     Study Tips</w:t>
+        <w:t xml:space="preserve">3. </w:t>
+      </w:r>
+      <w:r>
+        <w:t>Describe dehydration synthesis and hydrolysis</w:t>
+      </w:r>
+    </w:p>
+    <w:p>
+      <w:r>
+        <w:t xml:space="preserve">4. </w:t>
+      </w:r>
+      <w:r>
+        <w:t>Compare the four classes of biomolecules</w:t>
+      </w:r>
+    </w:p>
+    <w:p>
+      <w:r>
+        <w:t xml:space="preserve">5. </w:t>
+      </w:r>
+      <w:r>
+        <w:t>Explain protein structure and denaturation</w:t>
+      </w:r>
+    </w:p>
+    <w:p>
+      <w:pPr>
+        <w:pStyle w:val="Heading2"/>
+      </w:pPr>
+      <w:r>
+        <w:t>Key Terms to Know</w:t>
+      </w:r>
+    </w:p>
+    <w:p>
+      <w:r>
+        <w:t xml:space="preserve">• </w:t>
+      </w:r>
+      <w:r>
+        <w:rPr>
+          <w:b/>
+        </w:rPr>
+        <w:t>Organic Molecule</w:t>
+      </w:r>
+      <w:r>
+        <w:t xml:space="preserve"> — Carbon-based molecule</w:t>
+      </w:r>
+    </w:p>
+    <w:p>
+      <w:r>
+        <w:t xml:space="preserve">• </w:t>
+      </w:r>
+      <w:r>
+        <w:rPr>
+          <w:b/>
+        </w:rPr>
+        <w:t>Functional Group</w:t>
+      </w:r>
+      <w:r>
+        <w:t xml:space="preserve"> — Chemical group that determines molecule properties</w:t>
+      </w:r>
+    </w:p>
+    <w:p>
+      <w:r>
+        <w:t xml:space="preserve">• </w:t>
+      </w:r>
+      <w:r>
+        <w:rPr>
+          <w:b/>
+        </w:rPr>
+        <w:t>Monomer</w:t>
+      </w:r>
+      <w:r>
+        <w:t xml:space="preserve"> — Single building block unit</w:t>
+      </w:r>
+    </w:p>
+    <w:p>
+      <w:r>
+        <w:t xml:space="preserve">• </w:t>
+      </w:r>
+      <w:r>
+        <w:rPr>
+          <w:b/>
+        </w:rPr>
+        <w:t>Polymer</w:t>
+      </w:r>
+      <w:r>
+        <w:t xml:space="preserve"> — Chain of monomers</w:t>
+      </w:r>
+    </w:p>
+    <w:p>
+      <w:r>
+        <w:t xml:space="preserve">• </w:t>
+      </w:r>
+      <w:r>
+        <w:rPr>
+          <w:b/>
+        </w:rPr>
+        <w:t>Dehydration Synthesis</w:t>
+      </w:r>
+      <w:r>
+        <w:t xml:space="preserve"> — Building polymers by removing water</w:t>
+      </w:r>
+    </w:p>
+    <w:p>
+      <w:r>
+        <w:t xml:space="preserve">• </w:t>
+      </w:r>
+      <w:r>
+        <w:rPr>
+          <w:b/>
+        </w:rPr>
+        <w:t>Hydrolysis</w:t>
+      </w:r>
+      <w:r>
+        <w:t xml:space="preserve"> — Breaking polymers by adding water</w:t>
+      </w:r>
+    </w:p>
+    <w:p>
+      <w:r>
+        <w:t xml:space="preserve">• </w:t>
+      </w:r>
+      <w:r>
+        <w:rPr>
+          <w:b/>
+        </w:rPr>
+        <w:t>Carbohydrate</w:t>
+      </w:r>
+      <w:r>
+        <w:t xml:space="preserve"> — Sugars and starches; quick energy source</w:t>
+      </w:r>
+    </w:p>
+    <w:p>
+      <w:r>
+        <w:t xml:space="preserve">• </w:t>
+      </w:r>
+      <w:r>
+        <w:rPr>
+          <w:b/>
+        </w:rPr>
+        <w:t>Lipid</w:t>
+      </w:r>
+      <w:r>
+        <w:t xml:space="preserve"> — Fats, oils, waxes; long-term energy storage</w:t>
+      </w:r>
+    </w:p>
+    <w:p>
+      <w:r>
+        <w:t xml:space="preserve">• </w:t>
+      </w:r>
+      <w:r>
+        <w:rPr>
+          <w:b/>
+        </w:rPr>
+        <w:t>Protein</w:t>
+      </w:r>
+      <w:r>
+        <w:t xml:space="preserve"> — Amino acid polymers; structure, enzymes, transport</w:t>
+      </w:r>
+    </w:p>
+    <w:p>
+      <w:r>
+        <w:t xml:space="preserve">• </w:t>
+      </w:r>
+      <w:r>
+        <w:rPr>
+          <w:b/>
+        </w:rPr>
+        <w:t>Nucleic Acid</w:t>
+      </w:r>
+      <w:r>
+        <w:t xml:space="preserve"> — DNA and RNA; genetic information</w:t>
+      </w:r>
+    </w:p>
+    <w:p>
+      <w:r>
+        <w:t xml:space="preserve">• </w:t>
+      </w:r>
+      <w:r>
+        <w:rPr>
+          <w:b/>
+        </w:rPr>
+        <w:t>Amino Acid</w:t>
+      </w:r>
+      <w:r>
+        <w:t xml:space="preserve"> — Monomer of proteins (20 types)</w:t>
+      </w:r>
+    </w:p>
+    <w:p>
+      <w:r>
+        <w:t xml:space="preserve">• </w:t>
+      </w:r>
+      <w:r>
+        <w:rPr>
+          <w:b/>
+        </w:rPr>
+        <w:t>Peptide Bond</w:t>
+      </w:r>
+      <w:r>
+        <w:t xml:space="preserve"> — Bond between amino acids</w:t>
+      </w:r>
+    </w:p>
+    <w:p>
+      <w:r>
+        <w:t xml:space="preserve">• </w:t>
+      </w:r>
+      <w:r>
+        <w:rPr>
+          <w:b/>
+        </w:rPr>
+        <w:t>Denaturation</w:t>
+      </w:r>
+      <w:r>
+        <w:t xml:space="preserve"> — Loss of protein shape and function</w:t>
+      </w:r>
+    </w:p>
+    <w:p>
+      <w:r>
+        <w:t xml:space="preserve">• </w:t>
+      </w:r>
+      <w:r>
+        <w:rPr>
+          <w:b/>
+        </w:rPr>
+        <w:t>ATP</w:t>
+      </w:r>
+      <w:r>
+        <w:t xml:space="preserve"> — Adenosine triphosphate; energy currency</w:t>
+      </w:r>
+    </w:p>
+    <w:p>
+      <w:pPr>
+        <w:pStyle w:val="Heading2"/>
+      </w:pPr>
+      <w:r>
+        <w:t>Key Comparisons</w:t>
+      </w:r>
+    </w:p>
+    <w:tbl>
+      <w:tblPr>
+        <w:tblW w:type="auto" w:w="0"/>
+        <w:tblLook w:firstColumn="1" w:firstRow="1" w:lastColumn="0" w:lastRow="0" w:noHBand="0" w:noVBand="1" w:val="04A0"/>
+      </w:tblPr>
+      <w:tblGrid>
+        <w:gridCol w:w="2160"/>
+        <w:gridCol w:w="2160"/>
+        <w:gridCol w:w="2160"/>
+        <w:gridCol w:w="2160"/>
+      </w:tblGrid>
+      <w:tr>
+        <w:tc>
+          <w:tcPr>
+            <w:tcW w:type="dxa" w:w="2160"/>
+          </w:tcPr>
+          <w:p>
+            <w:r>
+              <w:t>Biomolecule</w:t>
+            </w:r>
+          </w:p>
+        </w:tc>
+        <w:tc>
+          <w:tcPr>
+            <w:tcW w:type="dxa" w:w="2160"/>
+          </w:tcPr>
+          <w:p>
+            <w:r>
+              <w:t>Monomer</w:t>
+            </w:r>
+          </w:p>
+        </w:tc>
+        <w:tc>
+          <w:tcPr>
+            <w:tcW w:type="dxa" w:w="2160"/>
+          </w:tcPr>
+          <w:p>
+            <w:r>
+              <w:t>Function</w:t>
+            </w:r>
+          </w:p>
+        </w:tc>
+        <w:tc>
+          <w:tcPr>
+            <w:tcW w:type="dxa" w:w="2160"/>
+          </w:tcPr>
+          <w:p>
+            <w:r>
+              <w:t>Example</w:t>
+            </w:r>
+          </w:p>
+        </w:tc>
+      </w:tr>
+      <w:tr>
+        <w:tc>
+          <w:tcPr>
+            <w:tcW w:type="dxa" w:w="2160"/>
+          </w:tcPr>
+          <w:p>
+            <w:r>
+              <w:t>Carbohydrate</w:t>
+            </w:r>
+          </w:p>
+        </w:tc>
+        <w:tc>
+          <w:tcPr>
+            <w:tcW w:type="dxa" w:w="2160"/>
+          </w:tcPr>
+          <w:p>
+            <w:r>
+              <w:t>Monosaccharide</w:t>
+            </w:r>
+          </w:p>
+        </w:tc>
+        <w:tc>
+          <w:tcPr>
+            <w:tcW w:type="dxa" w:w="2160"/>
+          </w:tcPr>
+          <w:p>
+            <w:r>
+              <w:t>Energy</w:t>
+            </w:r>
+          </w:p>
+        </w:tc>
+        <w:tc>
+          <w:tcPr>
+            <w:tcW w:type="dxa" w:w="2160"/>
+          </w:tcPr>
+          <w:p>
+            <w:r>
+              <w:t>Glucose, starch</w:t>
+            </w:r>
+          </w:p>
+        </w:tc>
+      </w:tr>
+      <w:tr>
+        <w:tc>
+          <w:tcPr>
+            <w:tcW w:type="dxa" w:w="2160"/>
+          </w:tcPr>
+          <w:p>
+            <w:r>
+              <w:t>Lipid</w:t>
+            </w:r>
+          </w:p>
+        </w:tc>
+        <w:tc>
+          <w:tcPr>
+            <w:tcW w:type="dxa" w:w="2160"/>
+          </w:tcPr>
+          <w:p>
+            <w:r>
+              <w:t>Fatty acid + glycerol</w:t>
+            </w:r>
+          </w:p>
+        </w:tc>
+        <w:tc>
+          <w:tcPr>
+            <w:tcW w:type="dxa" w:w="2160"/>
+          </w:tcPr>
+          <w:p>
+            <w:r>
+              <w:t>Energy storage</w:t>
+            </w:r>
+          </w:p>
+        </w:tc>
+        <w:tc>
+          <w:tcPr>
+            <w:tcW w:type="dxa" w:w="2160"/>
+          </w:tcPr>
+          <w:p>
+            <w:r>
+              <w:t>Fat, oil</w:t>
+            </w:r>
+          </w:p>
+        </w:tc>
+      </w:tr>
+      <w:tr>
+        <w:tc>
+          <w:tcPr>
+            <w:tcW w:type="dxa" w:w="2160"/>
+          </w:tcPr>
+          <w:p>
+            <w:r>
+              <w:t>Protein</w:t>
+            </w:r>
+          </w:p>
+        </w:tc>
+        <w:tc>
+          <w:tcPr>
+            <w:tcW w:type="dxa" w:w="2160"/>
+          </w:tcPr>
+          <w:p>
+            <w:r>
+              <w:t>Amino acid</w:t>
+            </w:r>
+          </w:p>
+        </w:tc>
+        <w:tc>
+          <w:tcPr>
+            <w:tcW w:type="dxa" w:w="2160"/>
+          </w:tcPr>
+          <w:p>
+            <w:r>
+              <w:t>Structure, enzymes</w:t>
+            </w:r>
+          </w:p>
+        </w:tc>
+        <w:tc>
+          <w:tcPr>
+            <w:tcW w:type="dxa" w:w="2160"/>
+          </w:tcPr>
+          <w:p>
+            <w:r>
+              <w:t>Hemoglobin</w:t>
+            </w:r>
+          </w:p>
+        </w:tc>
+      </w:tr>
+      <w:tr>
+        <w:tc>
+          <w:tcPr>
+            <w:tcW w:type="dxa" w:w="2160"/>
+          </w:tcPr>
+          <w:p>
+            <w:r>
+              <w:t>Nucleic Acid</w:t>
+            </w:r>
+          </w:p>
+        </w:tc>
+        <w:tc>
+          <w:tcPr>
+            <w:tcW w:type="dxa" w:w="2160"/>
+          </w:tcPr>
+          <w:p>
+            <w:r>
+              <w:t>Nucleotide</w:t>
+            </w:r>
+          </w:p>
+        </w:tc>
+        <w:tc>
+          <w:tcPr>
+            <w:tcW w:type="dxa" w:w="2160"/>
+          </w:tcPr>
+          <w:p>
+            <w:r>
+              <w:t>Genetic info</w:t>
+            </w:r>
+          </w:p>
+        </w:tc>
+        <w:tc>
+          <w:tcPr>
+            <w:tcW w:type="dxa" w:w="2160"/>
+          </w:tcPr>
+          <w:p>
+            <w:r>
+              <w:t>DNA, RNA</w:t>
+            </w:r>
+          </w:p>
+        </w:tc>
+      </w:tr>
+    </w:tbl>
+    <w:p>
+      <w:pPr>
+        <w:pStyle w:val="Heading2"/>
+      </w:pPr>
+      <w:r>
+        <w:t>Study Tips</w:t>
+      </w:r>
+    </w:p>
+    <w:p>
+      <w:r>
+        <w:t xml:space="preserve">1. </w:t>
+      </w:r>
+      <w:r>
+        <w:rPr>
+          <w:b/>
+        </w:rPr>
+        <w:t>Know the monomers</w:t>
+      </w:r>
+      <w:r>
+        <w:t xml:space="preserve"> — Monosaccharide, amino acid, nucleotide</w:t>
+      </w:r>
+    </w:p>
+    <w:p>
+      <w:r>
+        <w:t xml:space="preserve">2. </w:t>
+      </w:r>
+      <w:r>
+        <w:rPr>
+          <w:b/>
+        </w:rPr>
+        <w:t>Understand the reactions</w:t>
+      </w:r>
+      <w:r>
+        <w:t xml:space="preserve"> — Dehydration = build; Hydrolysis = break</w:t>
+      </w:r>
+    </w:p>
+    <w:p>
+      <w:r>
+        <w:t xml:space="preserve">3. </w:t>
+      </w:r>
+      <w:r>
+        <w:rPr>
+          <w:b/>
+        </w:rPr>
+        <w:t>Draw protein structure levels</w:t>
+      </w:r>
+      <w:r>
+        <w:t xml:space="preserve"> — Primary through quaternary</w:t>
+      </w:r>
+    </w:p>
+    <w:p>
+      <w:r>
+        <w:t xml:space="preserve">4. </w:t>
+      </w:r>
+      <w:r>
+        <w:rPr>
+          <w:b/>
+        </w:rPr>
+        <w:t>Compare starch vs. cellulose</w:t>
+      </w:r>
+      <w:r>
+        <w:t xml:space="preserve"> — Same monomer, different linkage</w:t>
       </w:r>
     </w:p>
     <w:sectPr>

--- a/PUBLISHED/biol-1/ALL_FILES/module-03-organic-molecules-keys-to-success.docx
+++ b/PUBLISHED/biol-1/ALL_FILES/module-03-organic-molecules-keys-to-success.docx
@@ -7,7 +7,7 @@
         <w:pStyle w:val="Heading1"/>
       </w:pPr>
       <w:r>
-        <w:t>Module 3: Organic Molecules — Keys to Success</w:t>
+        <w:t>Module 3: Organic Molecules - Keys to Success</w:t>
       </w:r>
     </w:p>
     <w:p>
@@ -28,7 +28,7 @@
         <w:t xml:space="preserve">1. </w:t>
       </w:r>
       <w:r>
-        <w:t>Explain why carbon is central to organic chemistry</w:t>
+        <w:t>Explain why carbon is central to biological molecule diversity.</w:t>
       </w:r>
     </w:p>
     <w:p>
@@ -36,7 +36,7 @@
         <w:t xml:space="preserve">2. </w:t>
       </w:r>
       <w:r>
-        <w:t>Distinguish between monomers and polymers</w:t>
+        <w:t>Distinguish monomers, polymers, dehydration synthesis, and hydrolysis.</w:t>
       </w:r>
     </w:p>
     <w:p>
@@ -44,7 +44,7 @@
         <w:t xml:space="preserve">3. </w:t>
       </w:r>
       <w:r>
-        <w:t>Describe dehydration synthesis and hydrolysis</w:t>
+        <w:t>Compare the functions of carbohydrates and lipids.</w:t>
       </w:r>
     </w:p>
     <w:p>
@@ -52,7 +52,7 @@
         <w:t xml:space="preserve">4. </w:t>
       </w:r>
       <w:r>
-        <w:t>Compare the four classes of biomolecules</w:t>
+        <w:t>Connect protein shape to protein function and denaturation.</w:t>
       </w:r>
     </w:p>
     <w:p>
@@ -60,7 +60,55 @@
         <w:t xml:space="preserve">5. </w:t>
       </w:r>
       <w:r>
-        <w:t>Explain protein structure and denaturation</w:t>
+        <w:t>Describe how nucleic acids encode biological information.</w:t>
+      </w:r>
+    </w:p>
+    <w:p>
+      <w:pPr>
+        <w:pStyle w:val="Heading2"/>
+      </w:pPr>
+      <w:r>
+        <w:t>Topics</w:t>
+      </w:r>
+    </w:p>
+    <w:p>
+      <w:r>
+        <w:t xml:space="preserve">• </w:t>
+      </w:r>
+      <w:r>
+        <w:t>Carbon skeletons</w:t>
+      </w:r>
+    </w:p>
+    <w:p>
+      <w:r>
+        <w:t xml:space="preserve">• </w:t>
+      </w:r>
+      <w:r>
+        <w:t>Building and breaking polymers</w:t>
+      </w:r>
+    </w:p>
+    <w:p>
+      <w:r>
+        <w:t xml:space="preserve">• </w:t>
+      </w:r>
+      <w:r>
+        <w:t>Carbohydrates and lipids</w:t>
+      </w:r>
+    </w:p>
+    <w:p>
+      <w:r>
+        <w:t xml:space="preserve">• </w:t>
+      </w:r>
+      <w:r>
+        <w:t>Proteins and shape</w:t>
+      </w:r>
+    </w:p>
+    <w:p>
+      <w:r>
+        <w:t xml:space="preserve">• </w:t>
+      </w:r>
+      <w:r>
+        <w:t>Nucleic acids and information</w:t>
       </w:r>
     </w:p>
     <w:p>
@@ -79,24 +127,10 @@
         <w:rPr>
           <w:b/>
         </w:rPr>
-        <w:t>Organic Molecule</w:t>
+        <w:t>Organic molecule</w:t>
       </w:r>
       <w:r>
-        <w:t xml:space="preserve"> — Carbon-based molecule</w:t>
-      </w:r>
-    </w:p>
-    <w:p>
-      <w:r>
-        <w:t xml:space="preserve">• </w:t>
-      </w:r>
-      <w:r>
-        <w:rPr>
-          <w:b/>
-        </w:rPr>
-        <w:t>Functional Group</w:t>
-      </w:r>
-      <w:r>
-        <w:t xml:space="preserve"> — Chemical group that determines molecule properties</w:t>
+        <w:t xml:space="preserve"> - Carbon-based molecule associated with living systems.</w:t>
       </w:r>
     </w:p>
     <w:p>
@@ -110,7 +144,7 @@
         <w:t>Monomer</w:t>
       </w:r>
       <w:r>
-        <w:t xml:space="preserve"> — Single building block unit</w:t>
+        <w:t xml:space="preserve"> - Small building block that can join into a polymer.</w:t>
       </w:r>
     </w:p>
     <w:p>
@@ -124,35 +158,7 @@
         <w:t>Polymer</w:t>
       </w:r>
       <w:r>
-        <w:t xml:space="preserve"> — Chain of monomers</w:t>
-      </w:r>
-    </w:p>
-    <w:p>
-      <w:r>
-        <w:t xml:space="preserve">• </w:t>
-      </w:r>
-      <w:r>
-        <w:rPr>
-          <w:b/>
-        </w:rPr>
-        <w:t>Dehydration Synthesis</w:t>
-      </w:r>
-      <w:r>
-        <w:t xml:space="preserve"> — Building polymers by removing water</w:t>
-      </w:r>
-    </w:p>
-    <w:p>
-      <w:r>
-        <w:t xml:space="preserve">• </w:t>
-      </w:r>
-      <w:r>
-        <w:rPr>
-          <w:b/>
-        </w:rPr>
-        <w:t>Hydrolysis</w:t>
-      </w:r>
-      <w:r>
-        <w:t xml:space="preserve"> — Breaking polymers by adding water</w:t>
+        <w:t xml:space="preserve"> - Large molecule built from repeating subunits.</w:t>
       </w:r>
     </w:p>
     <w:p>
@@ -166,7 +172,7 @@
         <w:t>Carbohydrate</w:t>
       </w:r>
       <w:r>
-        <w:t xml:space="preserve"> — Sugars and starches; quick energy source</w:t>
+        <w:t xml:space="preserve"> - Sugar or sugar polymer used for energy or structure.</w:t>
       </w:r>
     </w:p>
     <w:p>
@@ -180,7 +186,7 @@
         <w:t>Lipid</w:t>
       </w:r>
       <w:r>
-        <w:t xml:space="preserve"> — Fats, oils, waxes; long-term energy storage</w:t>
+        <w:t xml:space="preserve"> - Hydrophobic molecule including fats, phospholipids, and steroids.</w:t>
       </w:r>
     </w:p>
     <w:p>
@@ -194,7 +200,7 @@
         <w:t>Protein</w:t>
       </w:r>
       <w:r>
-        <w:t xml:space="preserve"> — Amino acid polymers; structure, enzymes, transport</w:t>
+        <w:t xml:space="preserve"> - Polymer of amino acids that performs cellular work.</w:t>
       </w:r>
     </w:p>
     <w:p>
@@ -205,38 +211,10 @@
         <w:rPr>
           <w:b/>
         </w:rPr>
-        <w:t>Nucleic Acid</w:t>
+        <w:t>Nucleic acid</w:t>
       </w:r>
       <w:r>
-        <w:t xml:space="preserve"> — DNA and RNA; genetic information</w:t>
-      </w:r>
-    </w:p>
-    <w:p>
-      <w:r>
-        <w:t xml:space="preserve">• </w:t>
-      </w:r>
-      <w:r>
-        <w:rPr>
-          <w:b/>
-        </w:rPr>
-        <w:t>Amino Acid</w:t>
-      </w:r>
-      <w:r>
-        <w:t xml:space="preserve"> — Monomer of proteins (20 types)</w:t>
-      </w:r>
-    </w:p>
-    <w:p>
-      <w:r>
-        <w:t xml:space="preserve">• </w:t>
-      </w:r>
-      <w:r>
-        <w:rPr>
-          <w:b/>
-        </w:rPr>
-        <w:t>Peptide Bond</w:t>
-      </w:r>
-      <w:r>
-        <w:t xml:space="preserve"> — Bond between amino acids</w:t>
+        <w:t xml:space="preserve"> - DNA or RNA polymer made of nucleotides.</w:t>
       </w:r>
     </w:p>
     <w:p>
@@ -250,21 +228,7 @@
         <w:t>Denaturation</w:t>
       </w:r>
       <w:r>
-        <w:t xml:space="preserve"> — Loss of protein shape and function</w:t>
-      </w:r>
-    </w:p>
-    <w:p>
-      <w:r>
-        <w:t xml:space="preserve">• </w:t>
-      </w:r>
-      <w:r>
-        <w:rPr>
-          <w:b/>
-        </w:rPr>
-        <w:t>ATP</w:t>
-      </w:r>
-      <w:r>
-        <w:t xml:space="preserve"> — Adenosine triphosphate; energy currency</w:t>
+        <w:t xml:space="preserve"> - Loss of protein shape that often destroys function.</w:t>
       </w:r>
     </w:p>
     <w:p>
@@ -272,231 +236,49 @@
         <w:pStyle w:val="Heading2"/>
       </w:pPr>
       <w:r>
-        <w:t>Key Comparisons</w:t>
+        <w:t>Core Contents</w:t>
       </w:r>
     </w:p>
-    <w:tbl>
-      <w:tblPr>
-        <w:tblW w:type="auto" w:w="0"/>
-        <w:tblLook w:firstColumn="1" w:firstRow="1" w:lastColumn="0" w:lastRow="0" w:noHBand="0" w:noVBand="1" w:val="04A0"/>
-      </w:tblPr>
-      <w:tblGrid>
-        <w:gridCol w:w="2160"/>
-        <w:gridCol w:w="2160"/>
-        <w:gridCol w:w="2160"/>
-        <w:gridCol w:w="2160"/>
-      </w:tblGrid>
-      <w:tr>
-        <w:tc>
-          <w:tcPr>
-            <w:tcW w:type="dxa" w:w="2160"/>
-          </w:tcPr>
-          <w:p>
-            <w:r>
-              <w:t>Biomolecule</w:t>
-            </w:r>
-          </w:p>
-        </w:tc>
-        <w:tc>
-          <w:tcPr>
-            <w:tcW w:type="dxa" w:w="2160"/>
-          </w:tcPr>
-          <w:p>
-            <w:r>
-              <w:t>Monomer</w:t>
-            </w:r>
-          </w:p>
-        </w:tc>
-        <w:tc>
-          <w:tcPr>
-            <w:tcW w:type="dxa" w:w="2160"/>
-          </w:tcPr>
-          <w:p>
-            <w:r>
-              <w:t>Function</w:t>
-            </w:r>
-          </w:p>
-        </w:tc>
-        <w:tc>
-          <w:tcPr>
-            <w:tcW w:type="dxa" w:w="2160"/>
-          </w:tcPr>
-          <w:p>
-            <w:r>
-              <w:t>Example</w:t>
-            </w:r>
-          </w:p>
-        </w:tc>
-      </w:tr>
-      <w:tr>
-        <w:tc>
-          <w:tcPr>
-            <w:tcW w:type="dxa" w:w="2160"/>
-          </w:tcPr>
-          <w:p>
-            <w:r>
-              <w:t>Carbohydrate</w:t>
-            </w:r>
-          </w:p>
-        </w:tc>
-        <w:tc>
-          <w:tcPr>
-            <w:tcW w:type="dxa" w:w="2160"/>
-          </w:tcPr>
-          <w:p>
-            <w:r>
-              <w:t>Monosaccharide</w:t>
-            </w:r>
-          </w:p>
-        </w:tc>
-        <w:tc>
-          <w:tcPr>
-            <w:tcW w:type="dxa" w:w="2160"/>
-          </w:tcPr>
-          <w:p>
-            <w:r>
-              <w:t>Energy</w:t>
-            </w:r>
-          </w:p>
-        </w:tc>
-        <w:tc>
-          <w:tcPr>
-            <w:tcW w:type="dxa" w:w="2160"/>
-          </w:tcPr>
-          <w:p>
-            <w:r>
-              <w:t>Glucose, starch</w:t>
-            </w:r>
-          </w:p>
-        </w:tc>
-      </w:tr>
-      <w:tr>
-        <w:tc>
-          <w:tcPr>
-            <w:tcW w:type="dxa" w:w="2160"/>
-          </w:tcPr>
-          <w:p>
-            <w:r>
-              <w:t>Lipid</w:t>
-            </w:r>
-          </w:p>
-        </w:tc>
-        <w:tc>
-          <w:tcPr>
-            <w:tcW w:type="dxa" w:w="2160"/>
-          </w:tcPr>
-          <w:p>
-            <w:r>
-              <w:t>Fatty acid + glycerol</w:t>
-            </w:r>
-          </w:p>
-        </w:tc>
-        <w:tc>
-          <w:tcPr>
-            <w:tcW w:type="dxa" w:w="2160"/>
-          </w:tcPr>
-          <w:p>
-            <w:r>
-              <w:t>Energy storage</w:t>
-            </w:r>
-          </w:p>
-        </w:tc>
-        <w:tc>
-          <w:tcPr>
-            <w:tcW w:type="dxa" w:w="2160"/>
-          </w:tcPr>
-          <w:p>
-            <w:r>
-              <w:t>Fat, oil</w:t>
-            </w:r>
-          </w:p>
-        </w:tc>
-      </w:tr>
-      <w:tr>
-        <w:tc>
-          <w:tcPr>
-            <w:tcW w:type="dxa" w:w="2160"/>
-          </w:tcPr>
-          <w:p>
-            <w:r>
-              <w:t>Protein</w:t>
-            </w:r>
-          </w:p>
-        </w:tc>
-        <w:tc>
-          <w:tcPr>
-            <w:tcW w:type="dxa" w:w="2160"/>
-          </w:tcPr>
-          <w:p>
-            <w:r>
-              <w:t>Amino acid</w:t>
-            </w:r>
-          </w:p>
-        </w:tc>
-        <w:tc>
-          <w:tcPr>
-            <w:tcW w:type="dxa" w:w="2160"/>
-          </w:tcPr>
-          <w:p>
-            <w:r>
-              <w:t>Structure, enzymes</w:t>
-            </w:r>
-          </w:p>
-        </w:tc>
-        <w:tc>
-          <w:tcPr>
-            <w:tcW w:type="dxa" w:w="2160"/>
-          </w:tcPr>
-          <w:p>
-            <w:r>
-              <w:t>Hemoglobin</w:t>
-            </w:r>
-          </w:p>
-        </w:tc>
-      </w:tr>
-      <w:tr>
-        <w:tc>
-          <w:tcPr>
-            <w:tcW w:type="dxa" w:w="2160"/>
-          </w:tcPr>
-          <w:p>
-            <w:r>
-              <w:t>Nucleic Acid</w:t>
-            </w:r>
-          </w:p>
-        </w:tc>
-        <w:tc>
-          <w:tcPr>
-            <w:tcW w:type="dxa" w:w="2160"/>
-          </w:tcPr>
-          <w:p>
-            <w:r>
-              <w:t>Nucleotide</w:t>
-            </w:r>
-          </w:p>
-        </w:tc>
-        <w:tc>
-          <w:tcPr>
-            <w:tcW w:type="dxa" w:w="2160"/>
-          </w:tcPr>
-          <w:p>
-            <w:r>
-              <w:t>Genetic info</w:t>
-            </w:r>
-          </w:p>
-        </w:tc>
-        <w:tc>
-          <w:tcPr>
-            <w:tcW w:type="dxa" w:w="2160"/>
-          </w:tcPr>
-          <w:p>
-            <w:r>
-              <w:t>DNA, RNA</w:t>
-            </w:r>
-          </w:p>
-        </w:tc>
-      </w:tr>
-    </w:tbl>
+    <w:p>
+      <w:r>
+        <w:t xml:space="preserve">1. </w:t>
+      </w:r>
+      <w:r>
+        <w:t>Carbon forms diverse skeletons that make biological molecules possible.</w:t>
+      </w:r>
+    </w:p>
+    <w:p>
+      <w:r>
+        <w:t xml:space="preserve">2. </w:t>
+      </w:r>
+      <w:r>
+        <w:t>Dehydration synthesis builds polymers, and hydrolysis breaks them down.</w:t>
+      </w:r>
+    </w:p>
+    <w:p>
+      <w:r>
+        <w:t xml:space="preserve">3. </w:t>
+      </w:r>
+      <w:r>
+        <w:t>Carbohydrates and lipids store energy and provide structure in different ways.</w:t>
+      </w:r>
+    </w:p>
+    <w:p>
+      <w:r>
+        <w:t xml:space="preserve">4. </w:t>
+      </w:r>
+      <w:r>
+        <w:t>Protein function depends on amino acid sequence and three-dimensional shape.</w:t>
+      </w:r>
+    </w:p>
+    <w:p>
+      <w:r>
+        <w:t xml:space="preserve">5. </w:t>
+      </w:r>
+      <w:r>
+        <w:t>DNA and RNA store and move information using nucleotide sequences.</w:t>
+      </w:r>
+    </w:p>
     <w:p>
       <w:pPr>
         <w:pStyle w:val="Heading2"/>
@@ -510,13 +292,7 @@
         <w:t xml:space="preserve">1. </w:t>
       </w:r>
       <w:r>
-        <w:rPr>
-          <w:b/>
-        </w:rPr>
-        <w:t>Know the monomers</w:t>
-      </w:r>
-      <w:r>
-        <w:t xml:space="preserve"> — Monosaccharide, amino acid, nucleotide</w:t>
+        <w:t>Start with the module's central claim before memorizing vocabulary.</w:t>
       </w:r>
     </w:p>
     <w:p>
@@ -524,13 +300,7 @@
         <w:t xml:space="preserve">2. </w:t>
       </w:r>
       <w:r>
-        <w:rPr>
-          <w:b/>
-        </w:rPr>
-        <w:t>Understand the reactions</w:t>
-      </w:r>
-      <w:r>
-        <w:t xml:space="preserve"> — Dehydration = build; Hydrolysis = break</w:t>
+        <w:t>Use the same-numbered lab as the evidence check for the module.</w:t>
       </w:r>
     </w:p>
     <w:p>
@@ -538,13 +308,7 @@
         <w:t xml:space="preserve">3. </w:t>
       </w:r>
       <w:r>
-        <w:rPr>
-          <w:b/>
-        </w:rPr>
-        <w:t>Draw protein structure levels</w:t>
-      </w:r>
-      <w:r>
-        <w:t xml:space="preserve"> — Primary through quaternary</w:t>
+        <w:t>Explain one mechanism in words, then redraw it as a simple diagram.</w:t>
       </w:r>
     </w:p>
     <w:p>
@@ -552,13 +316,58 @@
         <w:t xml:space="preserve">4. </w:t>
       </w:r>
       <w:r>
-        <w:rPr>
-          <w:b/>
-        </w:rPr>
-        <w:t>Compare starch vs. cellulose</w:t>
+        <w:t>Answer retrieval questions without notes, then revise with the terms list.</w:t>
+      </w:r>
+    </w:p>
+    <w:p>
+      <w:pPr>
+        <w:pStyle w:val="Heading2"/>
+      </w:pPr>
+      <w:r>
+        <w:t>Connected Lab</w:t>
+      </w:r>
+    </w:p>
+    <w:p>
+      <w:r>
+        <w:t xml:space="preserve">• </w:t>
       </w:r>
       <w:r>
-        <w:t xml:space="preserve"> — Same monomer, different linkage</w:t>
+        <w:rPr>
+          <w:rFonts w:ascii="Courier New" w:hAnsi="Courier New"/>
+        </w:rPr>
+        <w:t>lab-03_microscopy.md</w:t>
+      </w:r>
+    </w:p>
+    <w:p>
+      <w:pPr>
+        <w:pStyle w:val="Heading2"/>
+      </w:pPr>
+      <w:r>
+        <w:t>Generated Visuals</w:t>
+      </w:r>
+    </w:p>
+    <w:p>
+      <w:r>
+        <w:t xml:space="preserve">• </w:t>
+      </w:r>
+      <w:r>
+        <w:t>Module 03: Organic Molecules Concept Map</w:t>
+      </w:r>
+    </w:p>
+    <w:p>
+      <w:r>
+        <w:t xml:space="preserve">• </w:t>
+      </w:r>
+      <w:r>
+        <w:t>Module 03: Organic Molecules Process Model</w:t>
+      </w:r>
+    </w:p>
+    <w:p>
+      <w:r>
+        <w:t xml:space="preserve">• </w:t>
+      </w:r>
+      <w:r>
+        <w:t>Module 03: Organic Molecules Retrieval Card</w:t>
       </w:r>
     </w:p>
     <w:sectPr>
